--- a/docs/Pre_course_checklist_Cohort_1.docx
+++ b/docs/Pre_course_checklist_Cohort_1.docx
@@ -888,15 +888,57 @@
           <w:sz w:val="21"/>
           <w:szCs w:val="21"/>
         </w:rPr>
-        <w:t xml:space="preserve">The Day 4 path on the live service.</w:t>
-      </w:r>
-      <w:r>
-        <w:rPr>
-          <w:color w:val="14181F"/>
-          <w:sz w:val="21"/>
-          <w:szCs w:val="21"/>
-        </w:rPr>
-        <w:t xml:space="preserve"> Open /daily, choose Day 4, confirm the R4 question appears, submit.</w:t>
+        <w:t xml:space="preserve">PROGRAMME_DAYS matches this cohort.</w:t>
+      </w:r>
+      <w:r>
+        <w:rPr>
+          <w:color w:val="14181F"/>
+          <w:sz w:val="21"/>
+          <w:szCs w:val="21"/>
+        </w:rPr>
+        <w:t xml:space="preserve"> The admin header states it. The day selector should offer exactly that many days and no more.</w:t>
+      </w:r>
+    </w:p>
+    <w:p>
+      <w:pPr>
+        <w:tabs>
+          <w:tab w:val="left" w:pos="400"/>
+        </w:tabs>
+        <w:spacing w:after="120"/>
+        <w:ind w:left="400" w:hanging="400"/>
+      </w:pPr>
+      <w:r>
+        <w:rPr>
+          <w:color w:val="14181F"/>
+          <w:sz w:val="26"/>
+          <w:szCs w:val="26"/>
+        </w:rPr>
+        <w:t xml:space="preserve">☐</w:t>
+      </w:r>
+      <w:r>
+        <w:rPr>
+          <w:sz w:val="22"/>
+          <w:szCs w:val="22"/>
+        </w:rPr>
+        <w:t xml:space="preserve">	</w:t>
+      </w:r>
+      <w:r>
+        <w:rPr>
+          <w:b/>
+          <w:bCs/>
+          <w:color w:val="14181F"/>
+          <w:sz w:val="21"/>
+          <w:szCs w:val="21"/>
+        </w:rPr>
+        <w:t xml:space="preserve">The last-day path on the live service.</w:t>
+      </w:r>
+      <w:r>
+        <w:rPr>
+          <w:color w:val="14181F"/>
+          <w:sz w:val="21"/>
+          <w:szCs w:val="21"/>
+        </w:rPr>
+        <w:t xml:space="preserve"> Open /daily, choose the last day, confirm the R4 question appears, submit.</w:t>
       </w:r>
     </w:p>
     <w:p>
@@ -996,49 +1038,49 @@
           <w:sz w:val="21"/>
           <w:szCs w:val="21"/>
         </w:rPr>
-        <w:t xml:space="preserve"> The admin page with the export secret, then DELETE ALL RESEARCH DATA.</w:t>
-      </w:r>
-    </w:p>
-    <w:p>
-      <w:pPr>
-        <w:tabs>
-          <w:tab w:val="left" w:pos="400"/>
-        </w:tabs>
-        <w:spacing w:after="120"/>
-        <w:ind w:left="400" w:hanging="400"/>
-      </w:pPr>
-      <w:r>
-        <w:rPr>
-          <w:color w:val="14181F"/>
-          <w:sz w:val="26"/>
-          <w:szCs w:val="26"/>
-        </w:rPr>
-        <w:t xml:space="preserve">☐</w:t>
-      </w:r>
-      <w:r>
-        <w:rPr>
-          <w:sz w:val="22"/>
-          <w:szCs w:val="22"/>
-        </w:rPr>
-        <w:t xml:space="preserve">	</w:t>
-      </w:r>
-      <w:r>
-        <w:rPr>
-          <w:b/>
-          <w:bCs/>
-          <w:color w:val="14181F"/>
-          <w:sz w:val="21"/>
-          <w:szCs w:val="21"/>
-        </w:rPr>
-        <w:t xml:space="preserve">Confirm the tables are empty.</w:t>
-      </w:r>
-      <w:r>
-        <w:rPr>
-          <w:color w:val="14181F"/>
-          <w:sz w:val="21"/>
-          <w:szCs w:val="21"/>
-        </w:rPr>
-        <w:t xml:space="preserve"> Run post_deploy_check.sql in the Supabase SQL editor: nine rows, all pass.</w:t>
+        <w:t xml:space="preserve"> The admin page with the export secret, then DELETE followed by this cohort label.</w:t>
+      </w:r>
+    </w:p>
+    <w:p>
+      <w:pPr>
+        <w:tabs>
+          <w:tab w:val="left" w:pos="400"/>
+        </w:tabs>
+        <w:spacing w:after="120"/>
+        <w:ind w:left="400" w:hanging="400"/>
+      </w:pPr>
+      <w:r>
+        <w:rPr>
+          <w:color w:val="14181F"/>
+          <w:sz w:val="26"/>
+          <w:szCs w:val="26"/>
+        </w:rPr>
+        <w:t xml:space="preserve">☐</w:t>
+      </w:r>
+      <w:r>
+        <w:rPr>
+          <w:sz w:val="22"/>
+          <w:szCs w:val="22"/>
+        </w:rPr>
+        <w:t xml:space="preserve">	</w:t>
+      </w:r>
+      <w:r>
+        <w:rPr>
+          <w:b/>
+          <w:bCs/>
+          <w:color w:val="14181F"/>
+          <w:sz w:val="21"/>
+          <w:szCs w:val="21"/>
+        </w:rPr>
+        <w:t xml:space="preserve">Confirm this cohort has no rows.</w:t>
+      </w:r>
+      <w:r>
+        <w:rPr>
+          <w:color w:val="14181F"/>
+          <w:sz w:val="21"/>
+          <w:szCs w:val="21"/>
+        </w:rPr>
+        <w:t xml:space="preserve"> Edit the cohort at the top of post_deploy_check.sql, run it in the Supabase SQL editor: nine rows, all pass. Check 9 lists every cohort holding rows; another cohort running this week is information, not a failure.</w:t>
       </w:r>
     </w:p>
     <w:p>
@@ -1282,7 +1324,7 @@
           <w:sz w:val="21"/>
           <w:szCs w:val="21"/>
         </w:rPr>
-        <w:t xml:space="preserve">: counts all zero, header reads "instruments open", cohort cohort-1, date correct.</w:t>
+        <w:t xml:space="preserve">: counts all zero, header reads "instruments open", the right cohort, the right programme length, date correct. Where two cohorts run the same week, this header is how you know you are on your own service.</w:t>
       </w:r>
     </w:p>
     <w:p>
@@ -1708,39 +1750,39 @@
           <w:sz w:val="26"/>
           <w:szCs w:val="26"/>
         </w:rPr>
-        <w:t xml:space="preserve">H. Day 4</w:t>
-      </w:r>
-    </w:p>
-    <w:p>
-      <w:pPr>
-        <w:tabs>
-          <w:tab w:val="left" w:pos="400"/>
-        </w:tabs>
-        <w:spacing w:after="120"/>
-        <w:ind w:left="400" w:hanging="400"/>
-      </w:pPr>
-      <w:r>
-        <w:rPr>
-          <w:color w:val="14181F"/>
-          <w:sz w:val="26"/>
-          <w:szCs w:val="26"/>
-        </w:rPr>
-        <w:t xml:space="preserve">☐</w:t>
-      </w:r>
-      <w:r>
-        <w:rPr>
-          <w:sz w:val="22"/>
-          <w:szCs w:val="22"/>
-        </w:rPr>
-        <w:t xml:space="preserve">	</w:t>
-      </w:r>
-      <w:r>
-        <w:rPr>
-          <w:color w:val="14181F"/>
-          <w:sz w:val="21"/>
-          <w:szCs w:val="21"/>
-        </w:rPr>
-        <w:t xml:space="preserve">Daily reflection link as usual. R4 appears when Day 4 is chosen.</w:t>
+        <w:t xml:space="preserve">H. The last day</w:t>
+      </w:r>
+    </w:p>
+    <w:p>
+      <w:pPr>
+        <w:tabs>
+          <w:tab w:val="left" w:pos="400"/>
+        </w:tabs>
+        <w:spacing w:after="120"/>
+        <w:ind w:left="400" w:hanging="400"/>
+      </w:pPr>
+      <w:r>
+        <w:rPr>
+          <w:color w:val="14181F"/>
+          <w:sz w:val="26"/>
+          <w:szCs w:val="26"/>
+        </w:rPr>
+        <w:t xml:space="preserve">☐</w:t>
+      </w:r>
+      <w:r>
+        <w:rPr>
+          <w:sz w:val="22"/>
+          <w:szCs w:val="22"/>
+        </w:rPr>
+        <w:t xml:space="preserve">	</w:t>
+      </w:r>
+      <w:r>
+        <w:rPr>
+          <w:color w:val="14181F"/>
+          <w:sz w:val="21"/>
+          <w:szCs w:val="21"/>
+        </w:rPr>
+        <w:t xml:space="preserve">Daily reflection link as usual. R4 appears when the last day is chosen.</w:t>
       </w:r>
     </w:p>
     <w:p>
@@ -2125,15 +2167,15 @@
           <w:sz w:val="21"/>
           <w:szCs w:val="21"/>
         </w:rPr>
-        <w:t xml:space="preserve">Delete all source records</w:t>
-      </w:r>
-      <w:r>
-        <w:rPr>
-          <w:color w:val="14181F"/>
-          <w:sz w:val="21"/>
-          <w:szCs w:val="21"/>
-        </w:rPr>
-        <w:t xml:space="preserve">: type DELETE ALL RESEARCH DATA. Keep the before-and-after table for the audit trail.</w:t>
+        <w:t xml:space="preserve">Delete this cohort source records</w:t>
+      </w:r>
+      <w:r>
+        <w:rPr>
+          <w:color w:val="14181F"/>
+          <w:sz w:val="21"/>
+          <w:szCs w:val="21"/>
+        </w:rPr>
+        <w:t xml:space="preserve">: type DELETE followed by the cohort label. Keep the before-and-after table for the audit trail.</w:t>
       </w:r>
     </w:p>
     <w:p>
@@ -2175,7 +2217,7 @@
           <w:sz w:val="21"/>
           <w:szCs w:val="21"/>
         </w:rPr>
-        <w:t xml:space="preserve"> Nine pass, tables empty.</w:t>
+        <w:t xml:space="preserve"> Nine pass. Check 9 detail lists every cohort still holding rows; yours should not be among them.</w:t>
       </w:r>
     </w:p>
     <w:p>
@@ -2192,71 +2234,87 @@
           <w:sz w:val="26"/>
           <w:szCs w:val="26"/>
         </w:rPr>
-        <w:t xml:space="preserve">J. Before Cohort 2, October</w:t>
-      </w:r>
-    </w:p>
-    <w:p>
-      <w:pPr>
-        <w:tabs>
-          <w:tab w:val="left" w:pos="400"/>
-        </w:tabs>
-        <w:spacing w:after="120"/>
-        <w:ind w:left="400" w:hanging="400"/>
-      </w:pPr>
-      <w:r>
-        <w:rPr>
-          <w:color w:val="14181F"/>
-          <w:sz w:val="26"/>
-          <w:szCs w:val="26"/>
-        </w:rPr>
-        <w:t xml:space="preserve">☐</w:t>
-      </w:r>
-      <w:r>
-        <w:rPr>
-          <w:sz w:val="22"/>
-          <w:szCs w:val="22"/>
-        </w:rPr>
-        <w:t xml:space="preserve">	</w:t>
-      </w:r>
-      <w:r>
-        <w:rPr>
-          <w:color w:val="14181F"/>
-          <w:sz w:val="21"/>
-          <w:szCs w:val="21"/>
-        </w:rPr>
-        <w:t xml:space="preserve">Cohort 1 exported, verified and deleted first.</w:t>
-      </w:r>
-    </w:p>
-    <w:p>
-      <w:pPr>
-        <w:tabs>
-          <w:tab w:val="left" w:pos="400"/>
-        </w:tabs>
-        <w:spacing w:after="120"/>
-        <w:ind w:left="400" w:hanging="400"/>
-      </w:pPr>
-      <w:r>
-        <w:rPr>
-          <w:color w:val="14181F"/>
-          <w:sz w:val="26"/>
-          <w:szCs w:val="26"/>
-        </w:rPr>
-        <w:t xml:space="preserve">☐</w:t>
-      </w:r>
-      <w:r>
-        <w:rPr>
-          <w:sz w:val="22"/>
-          <w:szCs w:val="22"/>
-        </w:rPr>
-        <w:t xml:space="preserve">	</w:t>
-      </w:r>
-      <w:r>
-        <w:rPr>
-          <w:color w:val="14181F"/>
-          <w:sz w:val="21"/>
-          <w:szCs w:val="21"/>
-        </w:rPr>
-        <w:t xml:space="preserve">Set COHORT to cohort-2 in Render.</w:t>
+        <w:t xml:space="preserve">J. A cohort that shares this service, October</w:t>
+      </w:r>
+    </w:p>
+    <w:p>
+      <w:pPr>
+        <w:tabs>
+          <w:tab w:val="left" w:pos="400"/>
+        </w:tabs>
+        <w:spacing w:after="120"/>
+        <w:ind w:left="400" w:hanging="400"/>
+      </w:pPr>
+      <w:r>
+        <w:rPr>
+          <w:color w:val="14181F"/>
+          <w:sz w:val="26"/>
+          <w:szCs w:val="26"/>
+        </w:rPr>
+        <w:t xml:space="preserve">☐</w:t>
+      </w:r>
+      <w:r>
+        <w:rPr>
+          <w:sz w:val="22"/>
+          <w:szCs w:val="22"/>
+        </w:rPr>
+        <w:t xml:space="preserve">	</w:t>
+      </w:r>
+      <w:r>
+        <w:rPr>
+          <w:color w:val="14181F"/>
+          <w:sz w:val="21"/>
+          <w:szCs w:val="21"/>
+        </w:rPr>
+        <w:t xml:space="preserve">The previous cohort exported, verified and deleted first.</w:t>
+      </w:r>
+    </w:p>
+    <w:p>
+      <w:pPr>
+        <w:tabs>
+          <w:tab w:val="left" w:pos="400"/>
+        </w:tabs>
+        <w:spacing w:after="120"/>
+        <w:ind w:left="400" w:hanging="400"/>
+      </w:pPr>
+      <w:r>
+        <w:rPr>
+          <w:color w:val="14181F"/>
+          <w:sz w:val="26"/>
+          <w:szCs w:val="26"/>
+        </w:rPr>
+        <w:t xml:space="preserve">☐</w:t>
+      </w:r>
+      <w:r>
+        <w:rPr>
+          <w:sz w:val="22"/>
+          <w:szCs w:val="22"/>
+        </w:rPr>
+        <w:t xml:space="preserve">	</w:t>
+      </w:r>
+      <w:r>
+        <w:rPr>
+          <w:color w:val="14181F"/>
+          <w:sz w:val="21"/>
+          <w:szCs w:val="21"/>
+        </w:rPr>
+        <w:t xml:space="preserve">Set COHORT, and PROGRAMME_DAYS if the length differs, in Render.</w:t>
+      </w:r>
+    </w:p>
+    <w:p>
+      <w:pPr>
+        <w:spacing w:after="160"/>
+        <w:ind w:left="400"/>
+      </w:pPr>
+      <w:r>
+        <w:rPr>
+          <w:i/>
+          <w:iCs/>
+          <w:color w:val="4B5563"/>
+          <w:sz w:val="19"/>
+          <w:szCs w:val="19"/>
+        </w:rPr>
+        <w:t xml:space="preserve">A cohort running at the same time as another needs its own service instead, with its own COHORT, PROGRAMME_DAYS and its own two secrets. See section 3a of DEPLOYMENT.md. They may share the database: counts, exports and the delete are each scoped to the service cohort.</w:t>
       </w:r>
     </w:p>
     <w:p>

--- a/docs/Pre_course_checklist_Cohort_1.docx
+++ b/docs/Pre_course_checklist_Cohort_1.docx
@@ -83,7 +83,7 @@
           <w:sz w:val="19"/>
           <w:szCs w:val="19"/>
         </w:rPr>
-        <w:t xml:space="preserve">11 September 2026 (Protocol v1.1 section 7, within 48 hours)</w:t>
+        <w:t xml:space="preserve">11 September 2026 (Protocol v1.2 section 7, within 48 hours)</w:t>
       </w:r>
     </w:p>
     <w:p>

--- a/docs/Pre_course_checklist_Cohort_1.docx
+++ b/docs/Pre_course_checklist_Cohort_1.docx
@@ -83,7 +83,7 @@
           <w:sz w:val="19"/>
           <w:szCs w:val="19"/>
         </w:rPr>
-        <w:t xml:space="preserve">11 September 2026 (Protocol v1.2 section 7, within 48 hours)</w:t>
+        <w:t xml:space="preserve">11 September 2026 (Protocol v1.3 section 7, within 48 hours)</w:t>
       </w:r>
     </w:p>
     <w:p>
